--- a/test-files/autofit-columns.docx
+++ b/test-files/autofit-columns.docx
@@ -40,7 +40,7 @@
           </w:p>
           <w:p>
             <w:r>
-              <w:t xml:space="preserve">{#donations}{Donor}</w:t>
+              <w:t xml:space="preserve">{#customers}{Buyer}</w:t>
             </w:r>
           </w:p>
         </w:tc>
@@ -159,7 +159,7 @@
           </w:p>
           <w:p>
             <w:r>
-              <w:t xml:space="preserve">{#donations}{Donor}</w:t>
+              <w:t xml:space="preserve">{#customers}{Buyer}</w:t>
             </w:r>
           </w:p>
         </w:tc>
@@ -234,7 +234,7 @@
           </w:p>
           <w:p>
             <w:r>
-              <w:t xml:space="preserve">{#donations}{Donor}</w:t>
+              <w:t xml:space="preserve">{#customers}{Buyer}</w:t>
             </w:r>
           </w:p>
         </w:tc>
@@ -397,7 +397,7 @@
           </w:p>
           <w:p>
             <w:r>
-              <w:t xml:space="preserve">Donor name and address</w:t>
+              <w:t xml:space="preserve">Rebuy name and address</w:t>
             </w:r>
           </w:p>
         </w:tc>
@@ -516,7 +516,7 @@
           </w:p>
           <w:p>
             <w:r>
-              <w:t xml:space="preserve">{#donations}{Donor}</w:t>
+              <w:t xml:space="preserve">{#customers}{Buyer}</w:t>
             </w:r>
           </w:p>
         </w:tc>
@@ -635,7 +635,7 @@
           </w:p>
           <w:p>
             <w:r>
-              <w:t xml:space="preserve">{#donations}{Donor}</w:t>
+              <w:t xml:space="preserve">{#customers}{Buyer}</w:t>
             </w:r>
           </w:p>
         </w:tc>
